--- a/pr-preview/pr-375/chapters/slides-posters-figures-tracked-changes.docx
+++ b/pr-preview/pr-375/chapters/slides-posters-figures-tracked-changes.docx
@@ -26,7 +26,7 @@
       </w:pPr>
       <w:ins w:id="2" w:author="PR Preview" w:date="2026-01-01T00:00:00Z">
         <w:r>
-          <w:t xml:space="preserve">Last modified: 2026-10-26 13:57:49 (PDT)</w:t>
+          <w:t xml:space="preserve">Last modified: 2026-10-26 14:07:20 (PDT)</w:t>
         </w:r>
       </w:ins>
     </w:p>

--- a/pr-preview/pr-375/chapters/slides-posters-figures-tracked-changes.docx
+++ b/pr-preview/pr-375/chapters/slides-posters-figures-tracked-changes.docx
@@ -16,7 +16,7 @@
       </w:pPr>
       <w:del w:id="1" w:author="PR Preview" w:date="2026-01-01T00:00:00Z">
         <w:r>
-          <w:delText xml:space="preserve">Last modified: 2026-10-26 13:43:45 (PDT)</w:delText>
+          <w:delText xml:space="preserve">Last modified: 2026-10-27 13:10:13 (PDT)</w:delText>
         </w:r>
       </w:del>
     </w:p>
@@ -26,7 +26,7 @@
       </w:pPr>
       <w:ins w:id="2" w:author="PR Preview" w:date="2026-01-01T00:00:00Z">
         <w:r>
-          <w:t xml:space="preserve">Last modified: 2026-10-26 14:07:20 (PDT)</w:t>
+          <w:t xml:space="preserve">Last modified: 2026-10-27 20:05:13 (PDT)</w:t>
         </w:r>
       </w:ins>
     </w:p>
@@ -775,7 +775,7 @@
     </w:p>
     <w:bookmarkEnd w:id="15"/>
     <w:bookmarkEnd w:id="16"/>
-    <w:bookmarkStart w:id="23" w:name="sec-scientific-figures"/>
+    <w:bookmarkStart w:id="24" w:name="sec-scientific-figures"/>
     <w:p>
       <w:pPr>
         <w:pStyle w:val="Heading2"/>
@@ -1374,6 +1374,152 @@
         </w:numPr>
       </w:pPr>
       <w:r>
+        <w:t xml:space="preserve">Draw a tree (a parse tree, decision tree, dendrogram, or any other hierarchy) as a diagram figure,</w:t>
+      </w:r>
+      <w:r>
+        <w:t xml:space="preserve"> </w:t>
+      </w:r>
+      <w:r>
+        <w:t xml:space="preserve">not only as nested bullets.</w:t>
+      </w:r>
+      <w:r>
+        <w:t xml:space="preserve"> </w:t>
+      </w:r>
+      <w:r>
+        <w:t xml:space="preserve">A nested list hides how the branches relate and makes a reader count indentation to find a node’s parent.</w:t>
+      </w:r>
+      <w:r>
+        <w:t xml:space="preserve"> </w:t>
+      </w:r>
+      <w:r>
+        <w:t xml:space="preserve">Keep the list too when it adds information the diagram lacks.</w:t>
+      </w:r>
+      <w:r>
+        <w:t xml:space="preserve"> </w:t>
+      </w:r>
+      <w:r>
+        <w:t xml:space="preserve">Draw the diagram from the tree’s data and fill leaves and internal nodes differently,</w:t>
+      </w:r>
+      <w:r>
+        <w:t xml:space="preserve"> </w:t>
+      </w:r>
+      <w:r>
+        <w:t xml:space="preserve">with the legend at the bottom.</w:t>
+      </w:r>
+      <w:r>
+        <w:t xml:space="preserve"> </w:t>
+      </w:r>
+      <w:r>
+        <w:t xml:space="preserve">Wrap the diagram in a</w:t>
+      </w:r>
+      <w:r>
+        <w:t xml:space="preserve"> </w:t>
+      </w:r>
+      <w:r>
+        <w:rPr>
+          <w:rStyle w:val="VerbatimChar"/>
+        </w:rPr>
+        <w:t xml:space="preserve">#fig-</w:t>
+      </w:r>
+      <w:r>
+        <w:t xml:space="preserve"> </w:t>
+      </w:r>
+      <w:r>
+        <w:t xml:space="preserve">div with a caption, and set alt text that reads out the structure with</w:t>
+      </w:r>
+      <w:r>
+        <w:t xml:space="preserve"> </w:t>
+      </w:r>
+      <w:r>
+        <w:rPr>
+          <w:rStyle w:val="VerbatimChar"/>
+        </w:rPr>
+        <w:t xml:space="preserve">fig-alt</w:t>
+      </w:r>
+      <w:r>
+        <w:t xml:space="preserve">.</w:t>
+      </w:r>
+      <w:r>
+        <w:t xml:space="preserve"> </w:t>
+      </w:r>
+      <w:r>
+        <w:t xml:space="preserve">The</w:t>
+      </w:r>
+      <w:r>
+        <w:t xml:space="preserve"> </w:t>
+      </w:r>
+      <w:hyperlink r:id="rId22">
+        <w:r>
+          <w:rPr>
+            <w:rStyle w:val="Hyperlink"/>
+          </w:rPr>
+          <w:t xml:space="preserve">Morrison-Lab/gha</w:t>
+        </w:r>
+      </w:hyperlink>
+      <w:r>
+        <w:t xml:space="preserve"> </w:t>
+      </w:r>
+      <w:r>
+        <w:t xml:space="preserve">check</w:t>
+      </w:r>
+      <w:r>
+        <w:t xml:space="preserve"> </w:t>
+      </w:r>
+      <w:r>
+        <w:rPr>
+          <w:rStyle w:val="VerbatimChar"/>
+        </w:rPr>
+        <w:t xml:space="preserve">check-tree-lists</w:t>
+      </w:r>
+      <w:r>
+        <w:t xml:space="preserve"> </w:t>
+      </w:r>
+      <w:r>
+        <w:t xml:space="preserve">flags a pull request that adds</w:t>
+      </w:r>
+      <w:r>
+        <w:t xml:space="preserve"> </w:t>
+      </w:r>
+      <w:r>
+        <w:t xml:space="preserve">a definition, example, or other labeled div that mentions a tree, holds a list nested three or more levels deep,</w:t>
+      </w:r>
+      <w:r>
+        <w:t xml:space="preserve"> </w:t>
+      </w:r>
+      <w:r>
+        <w:t xml:space="preserve">and has no figure;</w:t>
+      </w:r>
+      <w:r>
+        <w:t xml:space="preserve"> </w:t>
+      </w:r>
+      <w:r>
+        <w:t xml:space="preserve">a</w:t>
+      </w:r>
+      <w:r>
+        <w:t xml:space="preserve"> </w:t>
+      </w:r>
+      <w:r>
+        <w:rPr>
+          <w:rStyle w:val="VerbatimChar"/>
+        </w:rPr>
+        <w:t xml:space="preserve">&lt;!-- no-tree-figure: reason --&gt;</w:t>
+      </w:r>
+      <w:r>
+        <w:t xml:space="preserve"> </w:t>
+      </w:r>
+      <w:r>
+        <w:t xml:space="preserve">comment inside the div exempts it.</w:t>
+      </w:r>
+    </w:p>
+    <w:p>
+      <w:pPr>
+        <w:pStyle w:val="Compact"/>
+        <w:numPr>
+          <w:ilvl w:val="0"/>
+          <w:numId w:val="1005"/>
+        </w:numPr>
+      </w:pPr>
+      <w:r>
         <w:t xml:space="preserve">Minimize abbreviations in labels and legends.</w:t>
       </w:r>
     </w:p>
@@ -1435,7 +1581,7 @@
           <w:numId w:val="1006"/>
         </w:numPr>
       </w:pPr>
-      <w:hyperlink r:id="rId22">
+      <w:hyperlink r:id="rId23">
         <w:r>
           <w:rPr>
             <w:rStyle w:val="Hyperlink"/>
@@ -1462,8 +1608,8 @@
         <w:t xml:space="preserve">with sidenotes, typography, and tight integration of graphics with text</w:t>
       </w:r>
     </w:p>
-    <w:bookmarkEnd w:id="23"/>
-    <w:bookmarkStart w:id="41" w:name="sec-3d-graphs"/>
+    <w:bookmarkEnd w:id="24"/>
+    <w:bookmarkStart w:id="42" w:name="sec-3d-graphs"/>
     <w:p>
       <w:pPr>
         <w:pStyle w:val="Heading2"/>
@@ -1584,7 +1730,7 @@
       <w:r>
         <w:t xml:space="preserve"> </w:t>
       </w:r>
-      <w:hyperlink r:id="rId24">
+      <w:hyperlink r:id="rId25">
         <w:r>
           <w:rPr>
             <w:rStyle w:val="Hyperlink"/>
@@ -1616,7 +1762,7 @@
       <w:r>
         <w:t xml:space="preserve"> </w:t>
       </w:r>
-      <w:hyperlink r:id="rId25">
+      <w:hyperlink r:id="rId26">
         <w:r>
           <w:rPr>
             <w:rStyle w:val="Hyperlink"/>
@@ -1690,18 +1836,18 @@
                 <wp:inline>
                   <wp:extent cx="152400" cy="152400"/>
                   <wp:effectExtent b="0" l="0" r="0" t="0"/>
-                  <wp:docPr descr="" title="" id="27" name="Picture"/>
+                  <wp:docPr descr="" title="" id="28" name="Picture"/>
                   <a:graphic>
                     <a:graphicData uri="http://schemas.openxmlformats.org/drawingml/2006/picture">
                       <pic:pic>
                         <pic:nvPicPr>
-                          <pic:cNvPr descr="/opt/quarto/share/formats/docx/note.png" id="28" name="Picture"/>
+                          <pic:cNvPr descr="/opt/quarto/share/formats/docx/note.png" id="29" name="Picture"/>
                           <pic:cNvPicPr>
                             <a:picLocks noChangeArrowheads="1" noChangeAspect="1"/>
                           </pic:cNvPicPr>
                         </pic:nvPicPr>
                         <pic:blipFill>
-                          <a:blip r:embed="rId26"/>
+                          <a:blip r:embed="rId27"/>
                           <a:stretch>
                             <a:fillRect/>
                           </a:stretch>
@@ -1763,7 +1909,7 @@
             <w:r>
               <w:t xml:space="preserve"> </w:t>
             </w:r>
-            <w:hyperlink r:id="rId29">
+            <w:hyperlink r:id="rId30">
               <w:r>
                 <w:rPr>
                   <w:rStyle w:val="Hyperlink"/>
@@ -1798,7 +1944,7 @@
       <w:r>
         <w:t xml:space="preserve"> </w:t>
       </w:r>
-      <w:hyperlink r:id="rId30">
+      <w:hyperlink r:id="rId31">
         <w:r>
           <w:rPr>
             <w:rStyle w:val="Hyperlink"/>
@@ -1815,7 +1961,7 @@
       <w:r>
         <w:t xml:space="preserve"> </w:t>
       </w:r>
-      <w:hyperlink r:id="rId31">
+      <w:hyperlink r:id="rId32">
         <w:r>
           <w:rPr>
             <w:rStyle w:val="Hyperlink"/>
@@ -1836,8 +1982,8 @@
         <w:t xml:space="preserve">of the UCD-SERG lab manual.</w:t>
       </w:r>
     </w:p>
-    <w:bookmarkStart w:id="40" w:name="refs"/>
-    <w:bookmarkStart w:id="33" w:name="ref-anscombe1973"/>
+    <w:bookmarkStart w:id="41" w:name="refs"/>
+    <w:bookmarkStart w:id="34" w:name="ref-anscombe1973"/>
     <w:p>
       <w:pPr>
         <w:pStyle w:val="Bibliography"/>
@@ -1870,7 +2016,7 @@
       <w:r>
         <w:t xml:space="preserve"> </w:t>
       </w:r>
-      <w:hyperlink r:id="rId32">
+      <w:hyperlink r:id="rId33">
         <w:r>
           <w:rPr>
             <w:rStyle w:val="Hyperlink"/>
@@ -1882,8 +2028,8 @@
         <w:t xml:space="preserve">.</w:t>
       </w:r>
     </w:p>
-    <w:bookmarkEnd w:id="33"/>
-    <w:bookmarkStart w:id="35" w:name="ref-kirchoff2021"/>
+    <w:bookmarkEnd w:id="34"/>
+    <w:bookmarkStart w:id="36" w:name="ref-kirchoff2021"/>
     <w:p>
       <w:pPr>
         <w:pStyle w:val="Bibliography"/>
@@ -1916,7 +2062,7 @@
       <w:r>
         <w:t xml:space="preserve"> </w:t>
       </w:r>
-      <w:hyperlink r:id="rId34">
+      <w:hyperlink r:id="rId35">
         <w:r>
           <w:rPr>
             <w:rStyle w:val="Hyperlink"/>
@@ -1928,8 +2074,8 @@
         <w:t xml:space="preserve">.</w:t>
       </w:r>
     </w:p>
-    <w:bookmarkEnd w:id="35"/>
-    <w:bookmarkStart w:id="37" w:name="ref-ratcliff2023"/>
+    <w:bookmarkEnd w:id="36"/>
+    <w:bookmarkStart w:id="38" w:name="ref-ratcliff2023"/>
     <w:p>
       <w:pPr>
         <w:pStyle w:val="Bibliography"/>
@@ -1974,7 +2120,7 @@
       <w:r>
         <w:t xml:space="preserve"> </w:t>
       </w:r>
-      <w:hyperlink r:id="rId36">
+      <w:hyperlink r:id="rId37">
         <w:r>
           <w:rPr>
             <w:rStyle w:val="Hyperlink"/>
@@ -1986,8 +2132,8 @@
         <w:t xml:space="preserve">.</w:t>
       </w:r>
     </w:p>
-    <w:bookmarkEnd w:id="37"/>
-    <w:bookmarkStart w:id="39" w:name="ref-rougier2014"/>
+    <w:bookmarkEnd w:id="38"/>
+    <w:bookmarkStart w:id="40" w:name="ref-rougier2014"/>
     <w:p>
       <w:pPr>
         <w:pStyle w:val="Bibliography"/>
@@ -2020,7 +2166,7 @@
       <w:r>
         <w:t xml:space="preserve"> </w:t>
       </w:r>
-      <w:hyperlink r:id="rId38">
+      <w:hyperlink r:id="rId39">
         <w:r>
           <w:rPr>
             <w:rStyle w:val="Hyperlink"/>
@@ -2032,9 +2178,9 @@
         <w:t xml:space="preserve">.</w:t>
       </w:r>
     </w:p>
-    <w:bookmarkEnd w:id="39"/>
     <w:bookmarkEnd w:id="40"/>
     <w:bookmarkEnd w:id="41"/>
+    <w:bookmarkEnd w:id="42"/>
     <w:sectPr>
       <w:footnotePr>
         <w:numRestart w:val="eachSect"/>

--- a/pr-preview/pr-375/chapters/slides-posters-figures-tracked-changes.docx
+++ b/pr-preview/pr-375/chapters/slides-posters-figures-tracked-changes.docx
@@ -16,7 +16,7 @@
       </w:pPr>
       <w:del w:id="1" w:author="PR Preview" w:date="2026-01-01T00:00:00Z">
         <w:r>
-          <w:delText xml:space="preserve">Last modified: 2026-10-27 13:10:13 (PDT)</w:delText>
+          <w:delText xml:space="preserve">Last modified: 2026-10-27 20:19:40 (PDT)</w:delText>
         </w:r>
       </w:del>
     </w:p>
@@ -26,7 +26,7 @@
       </w:pPr>
       <w:ins w:id="2" w:author="PR Preview" w:date="2026-01-01T00:00:00Z">
         <w:r>
-          <w:t xml:space="preserve">Last modified: 2026-10-27 20:05:13 (PDT)</w:t>
+          <w:t xml:space="preserve">Last modified: 2026-10-27 20:28:16 (PDT)</w:t>
         </w:r>
       </w:ins>
     </w:p>
